--- a/assets/template/doc/SPT_OUTIN.docx
+++ b/assets/template/doc/SPT_OUTIN.docx
@@ -23,12 +23,11 @@
       </w:pPr>
       <w:r>
         <w:rPr>
-          <w:rFonts w:hint="eastAsia"/>
           <w:sz w:val="22"/>
           <w:szCs w:val="22"/>
           <w:lang w:eastAsia="zh-CN" w:bidi="ar"/>
         </w:rPr>
-        <w:pict w14:anchorId="6B34F80A">
+        <w:pict w14:anchorId="544D041C">
           <v:shapetype id="_x0000_t75" coordsize="21600,21600" o:spt="75" o:preferrelative="t" path="m@4@5l@4@11@9@11@9@5xe" filled="f" stroked="f">
             <v:stroke joinstyle="miter"/>
             <v:formulas>
@@ -165,73 +164,7 @@
           <w:szCs w:val="22"/>
           <w:lang w:eastAsia="zh-CN" w:bidi="ar"/>
         </w:rPr>
-        <w:t xml:space="preserve"> </w:t>
-      </w:r>
-      <w:proofErr w:type="spellStart"/>
-      <w:r>
-        <w:rPr>
-          <w:rFonts w:ascii="Century" w:eastAsia="Times New Roman" w:hAnsi="Century" w:cs="Tahoma"/>
-          <w:b/>
-          <w:sz w:val="22"/>
-          <w:szCs w:val="22"/>
-          <w:lang w:eastAsia="zh-CN" w:bidi="ar"/>
-        </w:rPr>
-        <w:t>Kelurahan</w:t>
-      </w:r>
-      <w:proofErr w:type="spellEnd"/>
-      <w:r>
-        <w:rPr>
-          <w:rFonts w:ascii="Century" w:eastAsia="Times New Roman" w:hAnsi="Century" w:cs="Tahoma"/>
-          <w:b/>
-          <w:sz w:val="22"/>
-          <w:szCs w:val="22"/>
-          <w:lang w:eastAsia="zh-CN" w:bidi="ar"/>
-        </w:rPr>
-        <w:t xml:space="preserve"> </w:t>
-      </w:r>
-      <w:proofErr w:type="spellStart"/>
-      <w:r>
-        <w:rPr>
-          <w:rFonts w:ascii="Century" w:eastAsia="Times New Roman" w:hAnsi="Century" w:cs="Tahoma"/>
-          <w:b/>
-          <w:sz w:val="22"/>
-          <w:szCs w:val="22"/>
-          <w:lang w:eastAsia="zh-CN" w:bidi="ar"/>
-        </w:rPr>
-        <w:t>Kesawan</w:t>
-      </w:r>
-      <w:proofErr w:type="spellEnd"/>
-      <w:r>
-        <w:rPr>
-          <w:rFonts w:ascii="Century" w:eastAsia="Times New Roman" w:hAnsi="Century" w:cs="Tahoma"/>
-          <w:b/>
-          <w:sz w:val="22"/>
-          <w:szCs w:val="22"/>
-          <w:lang w:eastAsia="zh-CN" w:bidi="ar"/>
-        </w:rPr>
-        <w:t xml:space="preserve"> </w:t>
-      </w:r>
-      <w:proofErr w:type="spellStart"/>
-      <w:r>
-        <w:rPr>
-          <w:rFonts w:ascii="Century" w:eastAsia="Times New Roman" w:hAnsi="Century" w:cs="Tahoma"/>
-          <w:b/>
-          <w:sz w:val="22"/>
-          <w:szCs w:val="22"/>
-          <w:lang w:eastAsia="zh-CN" w:bidi="ar"/>
-        </w:rPr>
-        <w:t>Kecamatan</w:t>
-      </w:r>
-      <w:proofErr w:type="spellEnd"/>
-      <w:r>
-        <w:rPr>
-          <w:rFonts w:ascii="Century" w:eastAsia="Times New Roman" w:hAnsi="Century" w:cs="Tahoma"/>
-          <w:b/>
-          <w:sz w:val="22"/>
-          <w:szCs w:val="22"/>
-          <w:lang w:eastAsia="zh-CN" w:bidi="ar"/>
-        </w:rPr>
-        <w:t xml:space="preserve"> Medan Barat</w:t>
+        <w:t xml:space="preserve"> Kelurahan Kesawan Kecamatan Medan Barat</w:t>
       </w:r>
     </w:p>
     <w:p>
@@ -309,12 +242,11 @@
       </w:pPr>
       <w:r>
         <w:rPr>
-          <w:rFonts w:hint="eastAsia"/>
           <w:sz w:val="22"/>
           <w:szCs w:val="22"/>
           <w:lang w:eastAsia="zh-CN" w:bidi="ar"/>
         </w:rPr>
-        <w:pict w14:anchorId="6A1C89E5">
+        <w:pict w14:anchorId="29A382C9">
           <v:line id="Line 2" o:spid="_x0000_s1553" style="position:absolute;left:0;text-align:left;z-index:3" from="-12.75pt,8.6pt" to="546.4pt,8.6pt" strokecolor="#333" strokeweight="4.5pt">
             <v:stroke linestyle="thinThick"/>
           </v:line>
@@ -357,6 +289,8 @@
         <w:spacing w:before="120"/>
         <w:rPr>
           <w:rFonts w:ascii="Arial" w:hAnsi="Arial" w:cs="Arial"/>
+          <w:b/>
+          <w:bCs/>
           <w:lang w:val="id-ID"/>
         </w:rPr>
       </w:pPr>
@@ -393,7 +327,34 @@
           <w:rFonts w:ascii="Arial" w:hAnsi="Arial" w:cs="Arial"/>
           <w:lang w:val="sv-SE"/>
         </w:rPr>
-        <w:t xml:space="preserve">      Nomor   :  094/</w:t>
+        <w:t xml:space="preserve">      Nomor   :  </w:t>
+      </w:r>
+      <w:r>
+        <w:rPr>
+          <w:rFonts w:ascii="Arial" w:hAnsi="Arial" w:cs="Arial"/>
+          <w:b/>
+          <w:bCs/>
+          <w:lang w:val="sv-SE"/>
+        </w:rPr>
+        <w:t>${</w:t>
+      </w:r>
+      <w:r>
+        <w:rPr>
+          <w:rFonts w:ascii="Arial" w:hAnsi="Arial" w:cs="Arial"/>
+          <w:b/>
+          <w:bCs/>
+          <w:lang w:val="sv-SE"/>
+        </w:rPr>
+        <w:t>letter_code</w:t>
+      </w:r>
+      <w:r>
+        <w:rPr>
+          <w:rFonts w:ascii="Arial" w:hAnsi="Arial" w:cs="Arial"/>
+          <w:b/>
+          <w:bCs/>
+          <w:lang w:val="sv-SE"/>
+        </w:rPr>
+        <w:t>}</w:t>
       </w:r>
     </w:p>
     <w:p>
@@ -455,21 +416,21 @@
           </w:tcPr>
           <w:p>
             <w:pPr>
-              <w:spacing w:before="240" w:after="120"/>
+              <w:spacing w:before="120" w:after="120"/>
               <w:jc w:val="both"/>
               <w:rPr>
-                <w:rFonts w:ascii="Arial" w:hAnsi="Arial" w:cs="Arial" w:hint="default"/>
-                <w:sz w:val="20"/>
-                <w:szCs w:val="20"/>
-              </w:rPr>
-            </w:pPr>
-            <w:r>
-              <w:rPr>
-                <w:rFonts w:ascii="Arial" w:hAnsi="Arial" w:cs="Arial" w:hint="default"/>
-                <w:sz w:val="20"/>
-                <w:szCs w:val="20"/>
-              </w:rPr>
-              <w:t xml:space="preserve">KEPALA DINAS </w:t>
+                <w:rFonts w:ascii="Arial" w:hAnsi="Arial" w:cs="Arial"/>
+                <w:sz w:val="20"/>
+                <w:szCs w:val="20"/>
+              </w:rPr>
+            </w:pPr>
+            <w:r>
+              <w:rPr>
+                <w:rFonts w:ascii="Arial" w:hAnsi="Arial" w:cs="Arial"/>
+                <w:sz w:val="20"/>
+                <w:szCs w:val="20"/>
+              </w:rPr>
+              <w:t>${atasan}</w:t>
             </w:r>
           </w:p>
         </w:tc>
@@ -510,18 +471,34 @@
               <w:spacing w:before="120" w:after="120"/>
               <w:jc w:val="both"/>
               <w:rPr>
-                <w:rFonts w:ascii="Arial" w:hAnsi="Arial" w:cs="Arial" w:hint="default"/>
-                <w:sz w:val="20"/>
-                <w:szCs w:val="20"/>
-              </w:rPr>
-            </w:pPr>
-            <w:r>
-              <w:rPr>
-                <w:rFonts w:ascii="Arial" w:hAnsi="Arial" w:cs="Arial" w:hint="default"/>
-                <w:sz w:val="20"/>
-                <w:szCs w:val="20"/>
-              </w:rPr>
-              <w:t>[NAMA YANG DIPERINTAH]</w:t>
+                <w:rFonts w:ascii="Arial" w:hAnsi="Arial" w:cs="Arial"/>
+                <w:sz w:val="20"/>
+                <w:szCs w:val="20"/>
+              </w:rPr>
+            </w:pPr>
+            <w:r>
+              <w:rPr>
+                <w:rFonts w:ascii="Arial" w:hAnsi="Arial" w:cs="Arial"/>
+                <w:sz w:val="20"/>
+                <w:szCs w:val="20"/>
+              </w:rPr>
+              <w:t>${</w:t>
+            </w:r>
+            <w:r>
+              <w:rPr>
+                <w:rFonts w:ascii="Arial" w:hAnsi="Arial" w:cs="Arial"/>
+                <w:sz w:val="20"/>
+                <w:szCs w:val="20"/>
+              </w:rPr>
+              <w:t>bawahan</w:t>
+            </w:r>
+            <w:r>
+              <w:rPr>
+                <w:rFonts w:ascii="Arial" w:hAnsi="Arial" w:cs="Arial"/>
+                <w:sz w:val="20"/>
+                <w:szCs w:val="20"/>
+              </w:rPr>
+              <w:t>}</w:t>
             </w:r>
           </w:p>
           <w:p>
@@ -529,18 +506,73 @@
               <w:spacing w:before="120" w:after="120"/>
               <w:jc w:val="both"/>
               <w:rPr>
-                <w:rFonts w:ascii="Arial" w:hAnsi="Arial" w:cs="Arial" w:hint="default"/>
-                <w:sz w:val="20"/>
-                <w:szCs w:val="20"/>
-              </w:rPr>
-            </w:pPr>
-            <w:r>
-              <w:rPr>
-                <w:rFonts w:ascii="Arial" w:hAnsi="Arial" w:cs="Arial" w:hint="default"/>
-                <w:sz w:val="20"/>
-                <w:szCs w:val="20"/>
-              </w:rPr>
-              <w:t>[NIP YANG DIPERINTAH]</w:t>
+                <w:rFonts w:ascii="Arial" w:hAnsi="Arial" w:cs="Arial"/>
+                <w:sz w:val="20"/>
+                <w:szCs w:val="20"/>
+              </w:rPr>
+            </w:pPr>
+          </w:p>
+          <w:p>
+            <w:pPr>
+              <w:spacing w:before="120" w:after="120"/>
+              <w:jc w:val="both"/>
+              <w:rPr>
+                <w:rFonts w:ascii="Arial" w:hAnsi="Arial" w:cs="Arial"/>
+                <w:b/>
+                <w:bCs/>
+                <w:sz w:val="20"/>
+                <w:szCs w:val="20"/>
+              </w:rPr>
+            </w:pPr>
+            <w:r>
+              <w:rPr>
+                <w:rFonts w:ascii="Arial" w:hAnsi="Arial" w:cs="Arial"/>
+                <w:b/>
+                <w:bCs/>
+                <w:sz w:val="20"/>
+                <w:szCs w:val="20"/>
+              </w:rPr>
+              <w:t>[</w:t>
+            </w:r>
+            <w:r>
+              <w:rPr>
+                <w:rFonts w:ascii="Arial" w:hAnsi="Arial" w:cs="Arial"/>
+                <w:b/>
+                <w:bCs/>
+                <w:sz w:val="20"/>
+                <w:szCs w:val="20"/>
+              </w:rPr>
+              <w:t>${</w:t>
+            </w:r>
+            <w:r>
+              <w:rPr>
+                <w:rFonts w:ascii="Arial" w:hAnsi="Arial" w:cs="Arial"/>
+                <w:b/>
+                <w:bCs/>
+                <w:sz w:val="20"/>
+                <w:szCs w:val="20"/>
+              </w:rPr>
+              <w:t>nip_bawahan</w:t>
+            </w:r>
+            <w:r>
+              <w:rPr>
+                <w:rFonts w:ascii="Arial" w:hAnsi="Arial" w:cs="Arial"/>
+                <w:b/>
+                <w:bCs/>
+                <w:sz w:val="20"/>
+                <w:szCs w:val="20"/>
+              </w:rPr>
+              <w:t>}</w:t>
+            </w:r>
+            <w:r>
+              <w:rPr>
+                <w:rFonts w:ascii="Arial" w:hAnsi="Arial" w:cs="Arial"/>
+                <w:b/>
+                <w:bCs/>
+                <w:sz w:val="20"/>
+                <w:szCs w:val="20"/>
+              </w:rPr>
+              <w:t>]</w:t>
             </w:r>
           </w:p>
         </w:tc>
@@ -580,35 +612,18 @@
             <w:pPr>
               <w:spacing w:before="120"/>
               <w:rPr>
-                <w:rFonts w:ascii="Arial" w:hAnsi="Arial" w:cs="Arial" w:hint="default"/>
-                <w:sz w:val="20"/>
-                <w:szCs w:val="20"/>
-              </w:rPr>
-            </w:pPr>
-            <w:r>
-              <w:rPr>
-                <w:rFonts w:ascii="Arial" w:hAnsi="Arial" w:cs="Arial" w:hint="default"/>
-                <w:sz w:val="20"/>
-                <w:szCs w:val="20"/>
-              </w:rPr>
-              <w:t>[JABATAN]</w:t>
-            </w:r>
-          </w:p>
-          <w:p>
-            <w:pPr>
-              <w:rPr>
-                <w:rFonts w:ascii="Arial" w:hAnsi="Arial" w:cs="Arial" w:hint="default"/>
-                <w:sz w:val="20"/>
-                <w:szCs w:val="20"/>
-              </w:rPr>
-            </w:pPr>
-            <w:r>
-              <w:rPr>
-                <w:rFonts w:ascii="Arial" w:hAnsi="Arial" w:cs="Arial" w:hint="default"/>
-                <w:sz w:val="20"/>
-                <w:szCs w:val="20"/>
-              </w:rPr>
-              <w:t>[NAMA DINAS]</w:t>
+                <w:rFonts w:ascii="Arial" w:hAnsi="Arial" w:cs="Arial"/>
+                <w:sz w:val="20"/>
+                <w:szCs w:val="20"/>
+              </w:rPr>
+            </w:pPr>
+            <w:r>
+              <w:rPr>
+                <w:rFonts w:ascii="Arial" w:hAnsi="Arial" w:cs="Arial"/>
+                <w:sz w:val="20"/>
+                <w:szCs w:val="20"/>
+              </w:rPr>
+              <w:t>${pengikut_nip}</w:t>
             </w:r>
           </w:p>
           <w:p>
@@ -616,19 +631,11 @@
               <w:spacing w:before="120" w:after="120"/>
               <w:jc w:val="both"/>
               <w:rPr>
-                <w:rFonts w:ascii="Arial" w:hAnsi="Arial" w:cs="Arial" w:hint="default"/>
-                <w:sz w:val="20"/>
-                <w:szCs w:val="20"/>
-              </w:rPr>
-            </w:pPr>
-            <w:r>
-              <w:rPr>
-                <w:rFonts w:ascii="Arial" w:hAnsi="Arial" w:cs="Arial" w:hint="default"/>
-                <w:sz w:val="20"/>
-                <w:szCs w:val="20"/>
-              </w:rPr>
-              <w:t>[GOLONGAN]</w:t>
-            </w:r>
+                <w:rFonts w:ascii="Arial" w:hAnsi="Arial" w:cs="Arial"/>
+                <w:sz w:val="20"/>
+                <w:szCs w:val="20"/>
+              </w:rPr>
+            </w:pPr>
           </w:p>
         </w:tc>
       </w:tr>
@@ -667,7 +674,7 @@
               <w:spacing w:before="120" w:after="120"/>
               <w:jc w:val="both"/>
               <w:rPr>
-                <w:rFonts w:ascii="Arial" w:hAnsi="Arial" w:cs="Arial" w:hint="default"/>
+                <w:rFonts w:ascii="Arial" w:hAnsi="Arial" w:cs="Arial"/>
                 <w:sz w:val="20"/>
                 <w:szCs w:val="20"/>
               </w:rPr>
@@ -683,12 +690,12 @@
             </w:r>
             <w:r>
               <w:rPr>
-                <w:rFonts w:ascii="Arial" w:hAnsi="Arial" w:cs="Arial" w:hint="default"/>
+                <w:rFonts w:ascii="Arial" w:hAnsi="Arial" w:cs="Arial"/>
                 <w:sz w:val="20"/>
                 <w:szCs w:val="20"/>
                 <w:lang w:val="sv-SE"/>
               </w:rPr>
-              <w:t>[Berangkat dari]</w:t>
+              <w:t>${place_from}</w:t>
             </w:r>
             <w:r>
               <w:rPr>
@@ -710,11 +717,28 @@
             </w:r>
             <w:r>
               <w:rPr>
-                <w:rFonts w:ascii="Arial" w:hAnsi="Arial" w:cs="Arial" w:hint="default"/>
-                <w:sz w:val="20"/>
-                <w:szCs w:val="20"/>
-              </w:rPr>
-              <w:t>[TUJUAN]</w:t>
+                <w:rFonts w:ascii="Arial" w:hAnsi="Arial" w:cs="Arial"/>
+                <w:sz w:val="20"/>
+                <w:szCs w:val="20"/>
+              </w:rPr>
+              <w:t>${</w:t>
+            </w:r>
+            <w:r>
+              <w:rPr>
+                <w:rFonts w:ascii="Arial" w:hAnsi="Arial" w:cs="Arial"/>
+                <w:sz w:val="20"/>
+                <w:szCs w:val="20"/>
+                <w:lang w:val="sv-SE"/>
+              </w:rPr>
+              <w:t>place_to</w:t>
+            </w:r>
+            <w:r>
+              <w:rPr>
+                <w:rFonts w:ascii="Arial" w:hAnsi="Arial" w:cs="Arial"/>
+                <w:sz w:val="20"/>
+                <w:szCs w:val="20"/>
+              </w:rPr>
+              <w:t>}</w:t>
             </w:r>
           </w:p>
           <w:p>
@@ -722,7 +746,7 @@
               <w:spacing w:before="120" w:after="120"/>
               <w:jc w:val="both"/>
               <w:rPr>
-                <w:rFonts w:ascii="Arial" w:hAnsi="Arial" w:cs="Arial" w:hint="default"/>
+                <w:rFonts w:ascii="Arial" w:hAnsi="Arial" w:cs="Arial"/>
                 <w:sz w:val="20"/>
                 <w:szCs w:val="20"/>
               </w:rPr>
@@ -738,20 +762,20 @@
             </w:r>
             <w:r>
               <w:rPr>
-                <w:rFonts w:ascii="Arial" w:hAnsi="Arial" w:cs="Arial" w:hint="default"/>
+                <w:rFonts w:ascii="Arial" w:hAnsi="Arial" w:cs="Arial"/>
                 <w:sz w:val="20"/>
                 <w:szCs w:val="20"/>
                 <w:lang w:val="sv-SE"/>
               </w:rPr>
-              <w:t>[</w:t>
-            </w:r>
-            <w:r>
-              <w:rPr>
-                <w:rFonts w:ascii="Arial" w:hAnsi="Arial" w:cs="Arial" w:hint="default"/>
-                <w:sz w:val="20"/>
-                <w:szCs w:val="20"/>
-              </w:rPr>
-              <w:t>JENIS TRANSPORTASI]</w:t>
+              <w:t>$</w:t>
+            </w:r>
+            <w:r>
+              <w:rPr>
+                <w:rFonts w:ascii="Arial" w:hAnsi="Arial" w:cs="Arial"/>
+                <w:sz w:val="20"/>
+                <w:szCs w:val="20"/>
+              </w:rPr>
+              <w:t>{transport}</w:t>
             </w:r>
           </w:p>
         </w:tc>
@@ -803,15 +827,7 @@
                 <w:szCs w:val="20"/>
                 <w:lang w:val="sv-SE"/>
               </w:rPr>
-              <w:t xml:space="preserve">Selama  </w:t>
-            </w:r>
-            <w:r>
-              <w:rPr>
-                <w:rFonts w:ascii="Arial" w:hAnsi="Arial" w:cs="Arial" w:hint="default"/>
-                <w:sz w:val="20"/>
-                <w:szCs w:val="20"/>
-              </w:rPr>
-              <w:t>6</w:t>
+              <w:t>Selama</w:t>
             </w:r>
             <w:r>
               <w:rPr>
@@ -820,18 +836,8 @@
                 <w:szCs w:val="20"/>
                 <w:lang w:val="sv-SE"/>
               </w:rPr>
-              <w:t xml:space="preserve"> (</w:t>
-            </w:r>
-            <w:proofErr w:type="spellStart"/>
-            <w:r>
-              <w:rPr>
-                <w:rFonts w:ascii="Arial" w:hAnsi="Arial" w:cs="Arial" w:hint="default"/>
-                <w:sz w:val="20"/>
-                <w:szCs w:val="20"/>
-              </w:rPr>
-              <w:t>Enam</w:t>
-            </w:r>
-            <w:proofErr w:type="spellEnd"/>
+              <w:t xml:space="preserve"> </w:t>
+            </w:r>
             <w:r>
               <w:rPr>
                 <w:rFonts w:ascii="Arial" w:hAnsi="Arial" w:cs="Arial"/>
@@ -839,7 +845,40 @@
                 <w:szCs w:val="20"/>
                 <w:lang w:val="sv-SE"/>
               </w:rPr>
-              <w:t>) Hari</w:t>
+              <w:t>$</w:t>
+            </w:r>
+            <w:r>
+              <w:rPr>
+                <w:rFonts w:ascii="Arial" w:hAnsi="Arial" w:cs="Arial"/>
+                <w:sz w:val="20"/>
+                <w:szCs w:val="20"/>
+              </w:rPr>
+              <w:t>{</w:t>
+            </w:r>
+            <w:r>
+              <w:rPr>
+                <w:rFonts w:ascii="Arial" w:hAnsi="Arial" w:cs="Arial"/>
+                <w:sz w:val="20"/>
+                <w:szCs w:val="20"/>
+              </w:rPr>
+              <w:t>length_journey</w:t>
+            </w:r>
+            <w:r>
+              <w:rPr>
+                <w:rFonts w:ascii="Arial" w:hAnsi="Arial" w:cs="Arial"/>
+                <w:sz w:val="20"/>
+                <w:szCs w:val="20"/>
+              </w:rPr>
+              <w:t xml:space="preserve">} </w:t>
+            </w:r>
+            <w:r>
+              <w:rPr>
+                <w:rFonts w:ascii="Arial" w:hAnsi="Arial" w:cs="Arial"/>
+                <w:sz w:val="20"/>
+                <w:szCs w:val="20"/>
+                <w:lang w:val="sv-SE"/>
+              </w:rPr>
+              <w:t>Hari</w:t>
             </w:r>
             <w:r>
               <w:rPr>
@@ -864,102 +903,17 @@
                 <w:rFonts w:ascii="Arial" w:hAnsi="Arial" w:cs="Arial"/>
                 <w:sz w:val="20"/>
                 <w:szCs w:val="20"/>
-                <w:lang w:val="id-ID"/>
-              </w:rPr>
-              <w:t>2</w:t>
-            </w:r>
-            <w:r>
-              <w:rPr>
-                <w:rFonts w:ascii="Arial" w:hAnsi="Arial" w:cs="Arial" w:hint="default"/>
-                <w:sz w:val="20"/>
-                <w:szCs w:val="20"/>
-              </w:rPr>
-              <w:t>0</w:t>
-            </w:r>
-            <w:r>
-              <w:rPr>
-                <w:rFonts w:ascii="Arial" w:hAnsi="Arial" w:cs="Arial"/>
-                <w:sz w:val="20"/>
-                <w:szCs w:val="20"/>
                 <w:lang w:val="sv-SE"/>
               </w:rPr>
-              <w:t xml:space="preserve"> </w:t>
-            </w:r>
-            <w:r>
-              <w:rPr>
-                <w:rFonts w:ascii="Arial" w:hAnsi="Arial" w:cs="Arial"/>
-                <w:sz w:val="20"/>
-                <w:szCs w:val="20"/>
-                <w:lang w:val="id-ID"/>
-              </w:rPr>
-              <w:t>s.d</w:t>
-            </w:r>
-            <w:r>
-              <w:rPr>
-                <w:rFonts w:ascii="Arial" w:hAnsi="Arial" w:cs="Arial"/>
-                <w:sz w:val="20"/>
-                <w:szCs w:val="20"/>
-              </w:rPr>
-              <w:t>.</w:t>
-            </w:r>
-            <w:r>
-              <w:rPr>
-                <w:rFonts w:ascii="Arial" w:hAnsi="Arial" w:cs="Arial"/>
-                <w:sz w:val="20"/>
-                <w:szCs w:val="20"/>
-                <w:lang w:val="id-ID"/>
-              </w:rPr>
-              <w:t xml:space="preserve"> 2</w:t>
-            </w:r>
-            <w:r>
-              <w:rPr>
-                <w:rFonts w:ascii="Arial" w:hAnsi="Arial" w:cs="Arial" w:hint="default"/>
-                <w:sz w:val="20"/>
-                <w:szCs w:val="20"/>
-              </w:rPr>
-              <w:t>5</w:t>
-            </w:r>
-            <w:r>
-              <w:rPr>
-                <w:rFonts w:ascii="Arial" w:hAnsi="Arial" w:cs="Arial" w:hint="default"/>
-                <w:sz w:val="20"/>
-                <w:szCs w:val="20"/>
-              </w:rPr>
-              <w:t xml:space="preserve"> </w:t>
-            </w:r>
-            <w:proofErr w:type="spellStart"/>
-            <w:r>
-              <w:rPr>
-                <w:rFonts w:ascii="Arial" w:hAnsi="Arial" w:cs="Arial" w:hint="default"/>
-                <w:sz w:val="20"/>
-                <w:szCs w:val="20"/>
-              </w:rPr>
-              <w:t>Juni</w:t>
-            </w:r>
-            <w:proofErr w:type="spellEnd"/>
-            <w:r>
-              <w:rPr>
-                <w:rFonts w:ascii="Arial" w:hAnsi="Arial" w:cs="Arial" w:hint="default"/>
-                <w:sz w:val="20"/>
-                <w:szCs w:val="20"/>
-              </w:rPr>
-              <w:t xml:space="preserve"> </w:t>
-            </w:r>
-            <w:r>
-              <w:rPr>
-                <w:rFonts w:ascii="Arial" w:hAnsi="Arial" w:cs="Arial" w:hint="default"/>
-                <w:sz w:val="20"/>
-                <w:szCs w:val="20"/>
-              </w:rPr>
-              <w:t>202</w:t>
-            </w:r>
-            <w:r>
-              <w:rPr>
-                <w:rFonts w:ascii="Arial" w:hAnsi="Arial" w:cs="Arial" w:hint="default"/>
-                <w:sz w:val="20"/>
-                <w:szCs w:val="20"/>
-              </w:rPr>
-              <w:t>2</w:t>
+              <w:t>$</w:t>
+            </w:r>
+            <w:r>
+              <w:rPr>
+                <w:rFonts w:ascii="Arial" w:hAnsi="Arial" w:cs="Arial"/>
+                <w:sz w:val="20"/>
+                <w:szCs w:val="20"/>
+              </w:rPr>
+              <w:t xml:space="preserve">{date_go}  s/d ${date_back} </w:t>
             </w:r>
           </w:p>
         </w:tc>
@@ -1028,113 +982,13 @@
                 <w:lang w:val="id-ID"/>
               </w:rPr>
             </w:pPr>
-            <w:proofErr w:type="spellStart"/>
-            <w:r>
-              <w:rPr>
-                <w:rFonts w:ascii="Arial" w:hAnsi="Arial" w:cs="Arial" w:hint="default"/>
-                <w:sz w:val="20"/>
-                <w:szCs w:val="20"/>
-              </w:rPr>
-              <w:t>Untuk</w:t>
-            </w:r>
-            <w:proofErr w:type="spellEnd"/>
-            <w:r>
-              <w:rPr>
-                <w:rFonts w:ascii="Arial" w:hAnsi="Arial" w:cs="Arial" w:hint="default"/>
-                <w:sz w:val="20"/>
-                <w:szCs w:val="20"/>
-              </w:rPr>
-              <w:t xml:space="preserve"> Pendidikan dan </w:t>
-            </w:r>
-            <w:proofErr w:type="spellStart"/>
-            <w:r>
-              <w:rPr>
-                <w:rFonts w:ascii="Arial" w:hAnsi="Arial" w:cs="Arial" w:hint="default"/>
-                <w:sz w:val="20"/>
-                <w:szCs w:val="20"/>
-              </w:rPr>
-              <w:t>Pelatihan</w:t>
-            </w:r>
-            <w:proofErr w:type="spellEnd"/>
-            <w:r>
-              <w:rPr>
-                <w:rFonts w:ascii="Arial" w:hAnsi="Arial" w:cs="Arial" w:hint="default"/>
-                <w:sz w:val="20"/>
-                <w:szCs w:val="20"/>
-              </w:rPr>
-              <w:t xml:space="preserve"> </w:t>
-            </w:r>
-            <w:proofErr w:type="spellStart"/>
-            <w:r>
-              <w:rPr>
-                <w:rFonts w:ascii="Arial" w:hAnsi="Arial" w:cs="Arial" w:hint="default"/>
-                <w:sz w:val="20"/>
-                <w:szCs w:val="20"/>
-              </w:rPr>
-              <w:t>Penguat</w:t>
-            </w:r>
-            <w:proofErr w:type="spellEnd"/>
-            <w:r>
-              <w:rPr>
-                <w:rFonts w:ascii="Arial" w:hAnsi="Arial" w:cs="Arial" w:hint="default"/>
-                <w:sz w:val="20"/>
-                <w:szCs w:val="20"/>
-              </w:rPr>
-              <w:t xml:space="preserve"> </w:t>
-            </w:r>
-            <w:proofErr w:type="spellStart"/>
-            <w:r>
-              <w:rPr>
-                <w:rFonts w:ascii="Arial" w:hAnsi="Arial" w:cs="Arial" w:hint="default"/>
-                <w:sz w:val="20"/>
-                <w:szCs w:val="20"/>
-              </w:rPr>
-              <w:t>Tugas-Tugas</w:t>
-            </w:r>
-            <w:proofErr w:type="spellEnd"/>
-            <w:r>
-              <w:rPr>
-                <w:rFonts w:ascii="Arial" w:hAnsi="Arial" w:cs="Arial" w:hint="default"/>
-                <w:sz w:val="20"/>
-                <w:szCs w:val="20"/>
-              </w:rPr>
-              <w:t xml:space="preserve"> </w:t>
-            </w:r>
-            <w:proofErr w:type="spellStart"/>
-            <w:r>
-              <w:rPr>
-                <w:rFonts w:ascii="Arial" w:hAnsi="Arial" w:cs="Arial" w:hint="default"/>
-                <w:sz w:val="20"/>
-                <w:szCs w:val="20"/>
-              </w:rPr>
-              <w:t>Sekretaris</w:t>
-            </w:r>
-            <w:proofErr w:type="spellEnd"/>
-            <w:r>
-              <w:rPr>
-                <w:rFonts w:ascii="Arial" w:hAnsi="Arial" w:cs="Arial" w:hint="default"/>
-                <w:sz w:val="20"/>
-                <w:szCs w:val="20"/>
-              </w:rPr>
-              <w:t xml:space="preserve"> </w:t>
-            </w:r>
-            <w:proofErr w:type="spellStart"/>
-            <w:r>
-              <w:rPr>
-                <w:rFonts w:ascii="Arial" w:hAnsi="Arial" w:cs="Arial" w:hint="default"/>
-                <w:sz w:val="20"/>
-                <w:szCs w:val="20"/>
-              </w:rPr>
-              <w:t>perangkat</w:t>
-            </w:r>
-            <w:proofErr w:type="spellEnd"/>
-            <w:r>
-              <w:rPr>
-                <w:rFonts w:ascii="Arial" w:hAnsi="Arial" w:cs="Arial" w:hint="default"/>
-                <w:sz w:val="20"/>
-                <w:szCs w:val="20"/>
-              </w:rPr>
-              <w:t xml:space="preserve"> Daerah Angkatan V</w:t>
+            <w:r>
+              <w:rPr>
+                <w:rFonts w:ascii="Arial" w:hAnsi="Arial" w:cs="Arial"/>
+                <w:sz w:val="20"/>
+                <w:szCs w:val="20"/>
+              </w:rPr>
+              <w:t>${purpose}</w:t>
             </w:r>
             <w:r>
               <w:rPr>
@@ -1185,122 +1039,52 @@
             <w:pPr>
               <w:jc w:val="both"/>
               <w:rPr>
-                <w:rFonts w:ascii="Arial" w:hAnsi="Arial" w:cs="Arial" w:hint="default"/>
-                <w:sz w:val="20"/>
-                <w:szCs w:val="20"/>
-              </w:rPr>
-            </w:pPr>
-            <w:proofErr w:type="spellStart"/>
+                <w:rFonts w:ascii="Arial" w:hAnsi="Arial" w:cs="Arial"/>
+                <w:sz w:val="20"/>
+                <w:szCs w:val="20"/>
+              </w:rPr>
+            </w:pPr>
+            <w:r>
+              <w:rPr>
+                <w:rFonts w:ascii="Arial" w:hAnsi="Arial" w:cs="Arial"/>
+                <w:sz w:val="20"/>
+                <w:szCs w:val="20"/>
+              </w:rPr>
+              <w:t>${</w:t>
+            </w:r>
+            <w:r>
+              <w:rPr>
+                <w:rFonts w:ascii="Arial" w:hAnsi="Arial" w:cs="Arial"/>
+                <w:sz w:val="20"/>
+                <w:szCs w:val="20"/>
+              </w:rPr>
+              <w:t>budget_from</w:t>
+            </w:r>
+            <w:r>
+              <w:rPr>
+                <w:rFonts w:ascii="Arial" w:hAnsi="Arial" w:cs="Arial"/>
+                <w:sz w:val="20"/>
+                <w:szCs w:val="20"/>
+              </w:rPr>
+              <w:t>}</w:t>
+            </w:r>
             <w:r>
               <w:rPr>
                 <w:rFonts w:ascii="Arial Narrow" w:hAnsi="Arial Narrow" w:cs="Arial"/>
               </w:rPr>
-              <w:t>Belanja</w:t>
-            </w:r>
-            <w:proofErr w:type="spellEnd"/>
+              <w:t xml:space="preserve"> Kode Rekening</w:t>
+            </w:r>
             <w:r>
               <w:rPr>
                 <w:rFonts w:ascii="Arial Narrow" w:hAnsi="Arial Narrow" w:cs="Arial"/>
               </w:rPr>
-              <w:t xml:space="preserve"> </w:t>
-            </w:r>
-            <w:proofErr w:type="spellStart"/>
+              <w:t xml:space="preserve"> ${rekening}</w:t>
+            </w:r>
             <w:r>
               <w:rPr>
                 <w:rFonts w:ascii="Arial Narrow" w:hAnsi="Arial Narrow" w:cs="Arial"/>
               </w:rPr>
-              <w:t>Kursus</w:t>
-            </w:r>
-            <w:proofErr w:type="spellEnd"/>
-            <w:r>
-              <w:rPr>
-                <w:rFonts w:ascii="Arial Narrow" w:hAnsi="Arial Narrow" w:cs="Arial"/>
-              </w:rPr>
-              <w:t>/</w:t>
-            </w:r>
-            <w:proofErr w:type="spellStart"/>
-            <w:r>
-              <w:rPr>
-                <w:rFonts w:ascii="Arial Narrow" w:hAnsi="Arial Narrow" w:cs="Arial"/>
-              </w:rPr>
-              <w:t>Pelatihan</w:t>
-            </w:r>
-            <w:proofErr w:type="spellEnd"/>
-            <w:r>
-              <w:rPr>
-                <w:rFonts w:ascii="Arial Narrow" w:hAnsi="Arial Narrow" w:cs="Arial"/>
-              </w:rPr>
-              <w:t xml:space="preserve">, </w:t>
-            </w:r>
-            <w:proofErr w:type="spellStart"/>
-            <w:r>
-              <w:rPr>
-                <w:rFonts w:ascii="Arial Narrow" w:hAnsi="Arial Narrow" w:cs="Arial"/>
-              </w:rPr>
-              <w:t>Sosialisasi</w:t>
-            </w:r>
-            <w:proofErr w:type="spellEnd"/>
-            <w:r>
-              <w:rPr>
-                <w:rFonts w:ascii="Arial Narrow" w:hAnsi="Arial Narrow" w:cs="Arial"/>
-              </w:rPr>
-              <w:t xml:space="preserve">, </w:t>
-            </w:r>
-            <w:proofErr w:type="spellStart"/>
-            <w:r>
-              <w:rPr>
-                <w:rFonts w:ascii="Arial Narrow" w:hAnsi="Arial Narrow" w:cs="Arial"/>
-              </w:rPr>
-              <w:t>Bimbingan</w:t>
-            </w:r>
-            <w:proofErr w:type="spellEnd"/>
-            <w:r>
-              <w:rPr>
-                <w:rFonts w:ascii="Arial Narrow" w:hAnsi="Arial Narrow" w:cs="Arial"/>
-              </w:rPr>
-              <w:t xml:space="preserve"> Teknis </w:t>
-            </w:r>
-            <w:proofErr w:type="spellStart"/>
-            <w:r>
-              <w:rPr>
-                <w:rFonts w:ascii="Arial Narrow" w:hAnsi="Arial Narrow" w:cs="Arial"/>
-              </w:rPr>
-              <w:t>serta</w:t>
-            </w:r>
-            <w:proofErr w:type="spellEnd"/>
-            <w:r>
-              <w:rPr>
-                <w:rFonts w:ascii="Arial Narrow" w:hAnsi="Arial Narrow" w:cs="Arial"/>
-              </w:rPr>
-              <w:t xml:space="preserve"> Pendidikan dan </w:t>
-            </w:r>
-            <w:proofErr w:type="spellStart"/>
-            <w:r>
-              <w:rPr>
-                <w:rFonts w:ascii="Arial Narrow" w:hAnsi="Arial Narrow" w:cs="Arial"/>
-              </w:rPr>
-              <w:t>Pelatihan</w:t>
-            </w:r>
-            <w:proofErr w:type="spellEnd"/>
-            <w:r>
-              <w:rPr>
-                <w:rFonts w:ascii="Arial Narrow" w:hAnsi="Arial Narrow" w:cs="Arial"/>
-              </w:rPr>
-              <w:t xml:space="preserve"> Kode </w:t>
-            </w:r>
-            <w:proofErr w:type="spellStart"/>
-            <w:r>
-              <w:rPr>
-                <w:rFonts w:ascii="Arial Narrow" w:hAnsi="Arial Narrow" w:cs="Arial"/>
-              </w:rPr>
-              <w:t>Rekening</w:t>
-            </w:r>
-            <w:proofErr w:type="spellEnd"/>
-            <w:r>
-              <w:rPr>
-                <w:rFonts w:ascii="Arial Narrow" w:hAnsi="Arial Narrow" w:cs="Arial"/>
-              </w:rPr>
-              <w:t xml:space="preserve"> 5.1.02.02.12.0003.</w:t>
+              <w:t>.</w:t>
             </w:r>
           </w:p>
         </w:tc>
@@ -1340,7 +1124,7 @@
               <w:spacing w:before="120" w:after="120"/>
               <w:jc w:val="both"/>
               <w:rPr>
-                <w:rFonts w:ascii="Arial" w:hAnsi="Arial" w:cs="Arial" w:hint="default"/>
+                <w:rFonts w:ascii="Arial" w:hAnsi="Arial" w:cs="Arial"/>
                 <w:sz w:val="20"/>
                 <w:szCs w:val="20"/>
               </w:rPr>
@@ -1362,6 +1146,33 @@
                 <w:lang w:val="id-ID"/>
               </w:rPr>
               <w:t xml:space="preserve">: </w:t>
+            </w:r>
+            <w:r>
+              <w:rPr>
+                <w:rFonts w:ascii="Arial" w:hAnsi="Arial" w:cs="Arial"/>
+                <w:b/>
+                <w:bCs/>
+                <w:lang w:val="sv-SE"/>
+              </w:rPr>
+              <w:t>${</w:t>
+            </w:r>
+            <w:r>
+              <w:rPr>
+                <w:rFonts w:ascii="Arial" w:hAnsi="Arial" w:cs="Arial"/>
+                <w:b/>
+                <w:bCs/>
+                <w:lang w:val="sv-SE"/>
+              </w:rPr>
+              <w:t>id</w:t>
+            </w:r>
+            <w:r>
+              <w:rPr>
+                <w:rFonts w:ascii="Arial" w:hAnsi="Arial" w:cs="Arial"/>
+                <w:b/>
+                <w:bCs/>
+                <w:lang w:val="sv-SE"/>
+              </w:rPr>
+              <w:t>}</w:t>
             </w:r>
           </w:p>
         </w:tc>
@@ -1516,7 +1327,7 @@
           <w:szCs w:val="20"/>
           <w:lang w:val="it-IT"/>
         </w:rPr>
-        <w:t>[Nama Kota]</w:t>
+        <w:t>${city}</w:t>
       </w:r>
     </w:p>
     <w:p>
@@ -1656,36 +1467,7 @@
           <w:sz w:val="20"/>
           <w:szCs w:val="20"/>
         </w:rPr>
-        <w:t xml:space="preserve"> </w:t>
-      </w:r>
-      <w:r>
-        <w:rPr>
-          <w:rFonts w:ascii="Arial" w:hAnsi="Arial" w:cs="Arial"/>
-          <w:b/>
-          <w:sz w:val="20"/>
-          <w:szCs w:val="20"/>
-        </w:rPr>
-        <w:t>[</w:t>
-      </w:r>
-      <w:proofErr w:type="spellStart"/>
-      <w:r>
-        <w:rPr>
-          <w:rFonts w:ascii="Arial" w:hAnsi="Arial" w:cs="Arial"/>
-          <w:b/>
-          <w:sz w:val="20"/>
-          <w:szCs w:val="20"/>
-        </w:rPr>
-        <w:t>Tanggal</w:t>
-      </w:r>
-      <w:proofErr w:type="spellEnd"/>
-      <w:r>
-        <w:rPr>
-          <w:rFonts w:ascii="Arial" w:hAnsi="Arial" w:cs="Arial"/>
-          <w:b/>
-          <w:sz w:val="20"/>
-          <w:szCs w:val="20"/>
-        </w:rPr>
-        <w:t>]</w:t>
+        <w:t>${tgl_surat}</w:t>
       </w:r>
     </w:p>
     <w:p>
@@ -1705,9 +1487,8 @@
           <w:b/>
           <w:sz w:val="20"/>
           <w:szCs w:val="20"/>
-          <w:lang w:val="en-US" w:eastAsia="en-US"/>
-        </w:rPr>
-        <w:pict w14:anchorId="63E3168B">
+        </w:rPr>
+        <w:pict w14:anchorId="00DD1FFB">
           <v:line id="Lines 525" o:spid="_x0000_s1549" style="position:absolute;z-index:1" from="324pt,7.9pt" to="546pt,7.9pt"/>
         </w:pict>
       </w:r>
@@ -1862,9 +1643,30 @@
           <w:sz w:val="20"/>
           <w:szCs w:val="20"/>
         </w:rPr>
-        <w:t>[NAMA DINAS]</w:t>
-      </w:r>
-      <w:r>
+        <w:t>${</w:t>
+      </w:r>
+      <w:r>
+        <w:rPr>
+          <w:rFonts w:ascii="Arial" w:hAnsi="Arial" w:cs="Arial"/>
+          <w:b/>
+          <w:sz w:val="20"/>
+          <w:szCs w:val="20"/>
+        </w:rPr>
+        <w:t>government</w:t>
+      </w:r>
+      <w:r>
+        <w:rPr>
+          <w:rFonts w:ascii="Arial" w:hAnsi="Arial" w:cs="Arial"/>
+          <w:b/>
+          <w:sz w:val="20"/>
+          <w:szCs w:val="20"/>
+        </w:rPr>
+        <w:t>}</w:t>
+      </w:r>
+    </w:p>
+    <w:p>
+      <w:pPr>
+        <w:ind w:firstLine="154"/>
         <w:rPr>
           <w:rFonts w:ascii="Arial" w:hAnsi="Arial" w:cs="Arial"/>
           <w:b/>
@@ -1872,8 +1674,7 @@
           <w:szCs w:val="20"/>
           <w:lang w:val="pt-BR"/>
         </w:rPr>
-        <w:t>,</w:t>
-      </w:r>
+      </w:pPr>
     </w:p>
     <w:p>
       <w:pPr>
@@ -1925,7 +1726,45 @@
     </w:p>
     <w:p>
       <w:pPr>
-        <w:ind w:firstLine="154"/>
+        <w:ind w:firstLine="6521"/>
+        <w:rPr>
+          <w:rFonts w:ascii="Arial" w:hAnsi="Arial" w:cs="Arial"/>
+          <w:b/>
+          <w:sz w:val="20"/>
+          <w:szCs w:val="20"/>
+        </w:rPr>
+      </w:pPr>
+      <w:r>
+        <w:rPr>
+          <w:rFonts w:ascii="Arial" w:hAnsi="Arial" w:cs="Arial"/>
+          <w:b/>
+          <w:sz w:val="20"/>
+          <w:szCs w:val="20"/>
+        </w:rPr>
+        <w:t>${</w:t>
+      </w:r>
+      <w:r>
+        <w:rPr>
+          <w:rFonts w:ascii="Arial" w:hAnsi="Arial" w:cs="Arial"/>
+          <w:b/>
+          <w:sz w:val="20"/>
+          <w:szCs w:val="20"/>
+        </w:rPr>
+        <w:t>nama</w:t>
+      </w:r>
+      <w:r>
+        <w:rPr>
+          <w:rFonts w:ascii="Arial" w:hAnsi="Arial" w:cs="Arial"/>
+          <w:b/>
+          <w:sz w:val="20"/>
+          <w:szCs w:val="20"/>
+        </w:rPr>
+        <w:t>pimpinan}</w:t>
+      </w:r>
+    </w:p>
+    <w:p>
+      <w:pPr>
+        <w:ind w:firstLine="6521"/>
         <w:rPr>
           <w:rFonts w:ascii="Arial" w:hAnsi="Arial" w:cs="Arial"/>
           <w:b/>
@@ -1934,6 +1773,16 @@
           <w:lang w:val="pt-BR"/>
         </w:rPr>
       </w:pPr>
+      <w:r>
+        <w:rPr>
+          <w:rFonts w:ascii="Arial" w:hAnsi="Arial" w:cs="Arial"/>
+          <w:b/>
+          <w:sz w:val="20"/>
+          <w:szCs w:val="20"/>
+          <w:lang w:val="pt-BR"/>
+        </w:rPr>
+        <w:t>${jabatanpimpinan}</w:t>
+      </w:r>
     </w:p>
     <w:p>
       <w:pPr>
@@ -1951,50 +1800,8 @@
           <w:b/>
           <w:sz w:val="20"/>
           <w:szCs w:val="20"/>
-        </w:rPr>
-        <w:t>[NAMA KEPALA DINAS]</w:t>
-      </w:r>
-    </w:p>
-    <w:p>
-      <w:pPr>
-        <w:ind w:firstLine="6521"/>
-        <w:rPr>
-          <w:rFonts w:ascii="Arial" w:hAnsi="Arial" w:cs="Arial"/>
-          <w:b/>
-          <w:sz w:val="20"/>
-          <w:szCs w:val="20"/>
           <w:lang w:val="pt-BR"/>
         </w:rPr>
-      </w:pPr>
-      <w:r>
-        <w:rPr>
-          <w:rFonts w:ascii="Arial" w:hAnsi="Arial" w:cs="Arial"/>
-          <w:b/>
-          <w:sz w:val="20"/>
-          <w:szCs w:val="20"/>
-          <w:lang w:val="pt-BR"/>
-        </w:rPr>
-        <w:t>[JABATAN]</w:t>
-      </w:r>
-    </w:p>
-    <w:p>
-      <w:pPr>
-        <w:ind w:firstLine="6521"/>
-        <w:rPr>
-          <w:rFonts w:ascii="Arial" w:hAnsi="Arial" w:cs="Arial"/>
-          <w:b/>
-          <w:sz w:val="20"/>
-          <w:szCs w:val="20"/>
-        </w:rPr>
-      </w:pPr>
-      <w:r>
-        <w:rPr>
-          <w:rFonts w:ascii="Arial" w:hAnsi="Arial" w:cs="Arial"/>
-          <w:b/>
-          <w:sz w:val="20"/>
-          <w:szCs w:val="20"/>
-          <w:lang w:val="pt-BR"/>
-        </w:rPr>
         <w:t xml:space="preserve">NIP </w:t>
       </w:r>
       <w:r>
@@ -2004,7 +1811,7 @@
           <w:sz w:val="20"/>
           <w:szCs w:val="20"/>
         </w:rPr>
-        <w:t>[NOMOR NIP]</w:t>
+        <w:t>${nippimpinan}</w:t>
       </w:r>
     </w:p>
     <w:p>
@@ -2052,7 +1859,6 @@
     <w:tbl>
       <w:tblPr>
         <w:tblW w:w="0" w:type="auto"/>
-        <w:tblInd w:w="0" w:type="dxa"/>
         <w:tblBorders>
           <w:top w:val="single" w:sz="4" w:space="0" w:color="auto"/>
           <w:left w:val="single" w:sz="4" w:space="0" w:color="auto"/>
@@ -2565,11 +2371,54 @@
     <w:lsdException w:name="Emphasis" w:qFormat="1"/>
     <w:lsdException w:name="HTML Top of Form" w:semiHidden="1" w:uiPriority="99" w:unhideWhenUsed="1"/>
     <w:lsdException w:name="HTML Bottom of Form" w:semiHidden="1" w:uiPriority="99" w:unhideWhenUsed="1"/>
-    <w:lsdException w:name="Normal Table" w:semiHidden="1"/>
+    <w:lsdException w:name="Normal Table" w:semiHidden="1" w:unhideWhenUsed="1"/>
     <w:lsdException w:name="No List" w:semiHidden="1" w:uiPriority="99" w:unhideWhenUsed="1"/>
     <w:lsdException w:name="Outline List 1" w:semiHidden="1" w:uiPriority="99" w:unhideWhenUsed="1"/>
     <w:lsdException w:name="Outline List 2" w:semiHidden="1" w:uiPriority="99" w:unhideWhenUsed="1"/>
     <w:lsdException w:name="Outline List 3" w:semiHidden="1" w:uiPriority="99" w:unhideWhenUsed="1"/>
+    <w:lsdException w:name="Table Simple 1" w:semiHidden="1" w:unhideWhenUsed="1"/>
+    <w:lsdException w:name="Table Simple 2" w:semiHidden="1" w:unhideWhenUsed="1"/>
+    <w:lsdException w:name="Table Simple 3" w:semiHidden="1" w:unhideWhenUsed="1"/>
+    <w:lsdException w:name="Table Classic 1" w:semiHidden="1" w:unhideWhenUsed="1"/>
+    <w:lsdException w:name="Table Classic 2" w:semiHidden="1" w:unhideWhenUsed="1"/>
+    <w:lsdException w:name="Table Classic 3" w:semiHidden="1" w:unhideWhenUsed="1"/>
+    <w:lsdException w:name="Table Classic 4" w:semiHidden="1" w:unhideWhenUsed="1"/>
+    <w:lsdException w:name="Table Colorful 1" w:semiHidden="1" w:unhideWhenUsed="1"/>
+    <w:lsdException w:name="Table Colorful 2" w:semiHidden="1" w:unhideWhenUsed="1"/>
+    <w:lsdException w:name="Table Colorful 3" w:semiHidden="1" w:unhideWhenUsed="1"/>
+    <w:lsdException w:name="Table Columns 1" w:semiHidden="1" w:unhideWhenUsed="1"/>
+    <w:lsdException w:name="Table Columns 2" w:semiHidden="1" w:unhideWhenUsed="1"/>
+    <w:lsdException w:name="Table Columns 3" w:semiHidden="1" w:unhideWhenUsed="1"/>
+    <w:lsdException w:name="Table Columns 4" w:semiHidden="1" w:unhideWhenUsed="1"/>
+    <w:lsdException w:name="Table Columns 5" w:semiHidden="1" w:unhideWhenUsed="1"/>
+    <w:lsdException w:name="Table Grid 1" w:semiHidden="1" w:unhideWhenUsed="1"/>
+    <w:lsdException w:name="Table Grid 2" w:semiHidden="1" w:unhideWhenUsed="1"/>
+    <w:lsdException w:name="Table Grid 3" w:semiHidden="1" w:unhideWhenUsed="1"/>
+    <w:lsdException w:name="Table Grid 4" w:semiHidden="1" w:unhideWhenUsed="1"/>
+    <w:lsdException w:name="Table Grid 5" w:semiHidden="1" w:unhideWhenUsed="1"/>
+    <w:lsdException w:name="Table Grid 6" w:semiHidden="1" w:unhideWhenUsed="1"/>
+    <w:lsdException w:name="Table Grid 7" w:semiHidden="1" w:unhideWhenUsed="1"/>
+    <w:lsdException w:name="Table Grid 8" w:semiHidden="1" w:unhideWhenUsed="1"/>
+    <w:lsdException w:name="Table List 1" w:semiHidden="1" w:unhideWhenUsed="1"/>
+    <w:lsdException w:name="Table List 2" w:semiHidden="1" w:unhideWhenUsed="1"/>
+    <w:lsdException w:name="Table List 3" w:semiHidden="1" w:unhideWhenUsed="1"/>
+    <w:lsdException w:name="Table List 4" w:semiHidden="1" w:unhideWhenUsed="1"/>
+    <w:lsdException w:name="Table List 5" w:semiHidden="1" w:unhideWhenUsed="1"/>
+    <w:lsdException w:name="Table List 6" w:semiHidden="1" w:unhideWhenUsed="1"/>
+    <w:lsdException w:name="Table List 7" w:semiHidden="1" w:unhideWhenUsed="1"/>
+    <w:lsdException w:name="Table List 8" w:semiHidden="1" w:unhideWhenUsed="1"/>
+    <w:lsdException w:name="Table 3D effects 1" w:semiHidden="1" w:unhideWhenUsed="1"/>
+    <w:lsdException w:name="Table 3D effects 2" w:semiHidden="1" w:unhideWhenUsed="1"/>
+    <w:lsdException w:name="Table 3D effects 3" w:semiHidden="1" w:unhideWhenUsed="1"/>
+    <w:lsdException w:name="Table Contemporary" w:semiHidden="1" w:unhideWhenUsed="1"/>
+    <w:lsdException w:name="Table Elegant" w:semiHidden="1" w:unhideWhenUsed="1"/>
+    <w:lsdException w:name="Table Professional" w:semiHidden="1" w:unhideWhenUsed="1"/>
+    <w:lsdException w:name="Table Subtle 1" w:semiHidden="1" w:unhideWhenUsed="1"/>
+    <w:lsdException w:name="Table Subtle 2" w:semiHidden="1" w:unhideWhenUsed="1"/>
+    <w:lsdException w:name="Table Web 1" w:semiHidden="1" w:unhideWhenUsed="1"/>
+    <w:lsdException w:name="Table Web 2" w:semiHidden="1" w:unhideWhenUsed="1"/>
+    <w:lsdException w:name="Table Web 3" w:semiHidden="1" w:unhideWhenUsed="1"/>
+    <w:lsdException w:name="Table Theme" w:semiHidden="1" w:unhideWhenUsed="1"/>
     <w:lsdException w:name="Placeholder Text" w:semiHidden="1" w:uiPriority="99" w:unhideWhenUsed="1"/>
     <w:lsdException w:name="No Spacing" w:uiPriority="99" w:qFormat="1"/>
     <w:lsdException w:name="Light Shading" w:uiPriority="60"/>
@@ -2794,6 +2643,7 @@
   <w:style w:type="paragraph" w:default="1" w:styleId="Normal">
     <w:name w:val="Normal"/>
     <w:qFormat/>
+    <w:rsid w:val="00C71556"/>
     <w:rPr>
       <w:sz w:val="24"/>
       <w:szCs w:val="24"/>
@@ -2801,17 +2651,17 @@
   </w:style>
   <w:style w:type="character" w:default="1" w:styleId="DefaultParagraphFont">
     <w:name w:val="Default Paragraph Font"/>
+    <w:uiPriority w:val="1"/>
     <w:semiHidden/>
+    <w:unhideWhenUsed/>
   </w:style>
   <w:style w:type="table" w:default="1" w:styleId="TableNormal">
     <w:name w:val="Normal Table"/>
+    <w:uiPriority w:val="99"/>
     <w:semiHidden/>
-    <w:rPr>
-      <w:rFonts w:eastAsia="Times New Roman" w:hint="eastAsia"/>
-      <w:sz w:val="22"/>
-      <w:szCs w:val="22"/>
-    </w:rPr>
+    <w:unhideWhenUsed/>
     <w:tblPr>
+      <w:tblInd w:w="0" w:type="dxa"/>
       <w:tblCellMar>
         <w:top w:w="0" w:type="dxa"/>
         <w:left w:w="108" w:type="dxa"/>
